--- a/report/รายงานแผนงานโครงการ-ระบบแจ้งซ่อมอาคารนอน.docx
+++ b/report/รายงานแผนงานโครงการ-ระบบแจ้งซ่อมอาคารนอน.docx
@@ -1125,7 +1125,7 @@
               <w:rPr>
                 <w:sz w:val="26"/>
               </w:rPr>
-              <w:t>กำหนดให้ฟิลด์รายการอะไหล่และค่าใช้จ่ายในหน้าปิดงาน (Repair_Costs) เป็น Required Field ที่ต้องกรอกก่อนส่ง</w:t>
+              <w:t>กำหนดให้ฟิลด์รายการอะไหล่และค่าใช้จ่ายในหน้าปิดงาน (Expense) เป็น Required Field ที่ต้องกรอกก่อนส่ง</w:t>
             </w:r>
           </w:p>
         </w:tc>
